--- a/Statement.docx
+++ b/Statement.docx
@@ -1,6 +1,6 @@
 
 <file path=word/document.xml><?xml version="1.0" encoding="utf-8"?>
-<w:document xmlns:wpc="http://schemas.microsoft.com/office/word/2010/wordprocessingCanvas" xmlns:cx="http://schemas.microsoft.com/office/drawing/2014/chartex" xmlns:cx1="http://schemas.microsoft.com/office/drawing/2015/9/8/chartex" xmlns:cx2="http://schemas.microsoft.com/office/drawing/2015/10/21/chartex" xmlns:cx3="http://schemas.microsoft.com/office/drawing/2016/5/9/chartex" xmlns:cx4="http://schemas.microsoft.com/office/drawing/2016/5/10/chartex" xmlns:cx5="http://schemas.microsoft.com/office/drawing/2016/5/11/chartex" xmlns:cx6="http://schemas.microsoft.com/office/drawing/2016/5/12/chartex" xmlns:cx7="http://schemas.microsoft.com/office/drawing/2016/5/13/chartex" xmlns:cx8="http://schemas.microsoft.com/office/drawing/2016/5/14/chartex" xmlns:mc="http://schemas.openxmlformats.org/markup-compatibility/2006" xmlns:aink="http://schemas.microsoft.com/office/drawing/2016/ink" xmlns:am3d="http://schemas.microsoft.com/office/drawing/2017/model3d" xmlns:o="urn:schemas-microsoft-com:office:office" xmlns:r="http://schemas.openxmlformats.org/officeDocument/2006/relationships" xmlns:m="http://schemas.openxmlformats.org/officeDocument/2006/math" xmlns:v="urn:schemas-microsoft-com:vml" xmlns:wp14="http://schemas.microsoft.com/office/word/2010/wordprocessingDrawing" xmlns:wp="http://schemas.openxmlformats.org/drawingml/2006/wordprocessingDrawing" xmlns:w10="urn:schemas-microsoft-com:office:word" xmlns:w="http://schemas.openxmlformats.org/wordprocessingml/2006/main" xmlns:w14="http://schemas.microsoft.com/office/word/2010/wordml" xmlns:w15="http://schemas.microsoft.com/office/word/2012/wordml" xmlns:w16cid="http://schemas.microsoft.com/office/word/2016/wordml/cid" xmlns:w16se="http://schemas.microsoft.com/office/word/2015/wordml/symex" xmlns:wpg="http://schemas.microsoft.com/office/word/2010/wordprocessingGroup" xmlns:wpi="http://schemas.microsoft.com/office/word/2010/wordprocessingInk" xmlns:wne="http://schemas.microsoft.com/office/word/2006/wordml" xmlns:wps="http://schemas.microsoft.com/office/word/2010/wordprocessingShape" mc:Ignorable="w14 w15 w16se w16cid wp14">
+<w:document xmlns:wpc="http://schemas.microsoft.com/office/word/2010/wordprocessingCanvas" xmlns:cx="http://schemas.microsoft.com/office/drawing/2014/chartex" xmlns:cx1="http://schemas.microsoft.com/office/drawing/2015/9/8/chartex" xmlns:cx2="http://schemas.microsoft.com/office/drawing/2015/10/21/chartex" xmlns:cx3="http://schemas.microsoft.com/office/drawing/2016/5/9/chartex" xmlns:cx4="http://schemas.microsoft.com/office/drawing/2016/5/10/chartex" xmlns:cx5="http://schemas.microsoft.com/office/drawing/2016/5/11/chartex" xmlns:cx6="http://schemas.microsoft.com/office/drawing/2016/5/12/chartex" xmlns:cx7="http://schemas.microsoft.com/office/drawing/2016/5/13/chartex" xmlns:cx8="http://schemas.microsoft.com/office/drawing/2016/5/14/chartex" xmlns:mc="http://schemas.openxmlformats.org/markup-compatibility/2006" xmlns:aink="http://schemas.microsoft.com/office/drawing/2016/ink" xmlns:am3d="http://schemas.microsoft.com/office/drawing/2017/model3d" xmlns:o="urn:schemas-microsoft-com:office:office" xmlns:oel="http://schemas.microsoft.com/office/2019/extlst" xmlns:r="http://schemas.openxmlformats.org/officeDocument/2006/relationships" xmlns:m="http://schemas.openxmlformats.org/officeDocument/2006/math" xmlns:v="urn:schemas-microsoft-com:vml" xmlns:wp14="http://schemas.microsoft.com/office/word/2010/wordprocessingDrawing" xmlns:wp="http://schemas.openxmlformats.org/drawingml/2006/wordprocessingDrawing" xmlns:w10="urn:schemas-microsoft-com:office:word" xmlns:w="http://schemas.openxmlformats.org/wordprocessingml/2006/main" xmlns:w14="http://schemas.microsoft.com/office/word/2010/wordml" xmlns:w15="http://schemas.microsoft.com/office/word/2012/wordml" xmlns:w16cex="http://schemas.microsoft.com/office/word/2018/wordml/cex" xmlns:w16cid="http://schemas.microsoft.com/office/word/2016/wordml/cid" xmlns:w16="http://schemas.microsoft.com/office/word/2018/wordml" xmlns:w16du="http://schemas.microsoft.com/office/word/2023/wordml/word16du" xmlns:w16sdtdh="http://schemas.microsoft.com/office/word/2020/wordml/sdtdatahash" xmlns:w16sdtfl="http://schemas.microsoft.com/office/word/2024/wordml/sdtformatlock" xmlns:w16se="http://schemas.microsoft.com/office/word/2015/wordml/symex" xmlns:wpg="http://schemas.microsoft.com/office/word/2010/wordprocessingGroup" xmlns:wpi="http://schemas.microsoft.com/office/word/2010/wordprocessingInk" xmlns:wne="http://schemas.microsoft.com/office/word/2006/wordml" xmlns:wps="http://schemas.microsoft.com/office/word/2010/wordprocessingShape" mc:Ignorable="w14 w15 w16se w16cid w16 w16cex w16sdtdh w16sdtfl w16du wp14">
   <w:body>
     <w:p>
       <w:pPr>
@@ -12,16 +12,8 @@
         <w:rPr>
           <w:i/>
         </w:rPr>
-        <w:t xml:space="preserve">Tony Trinh Timur </w:t>
-      </w:r>
-      <w:proofErr w:type="spellStart"/>
-      <w:r>
-        <w:rPr>
-          <w:i/>
-        </w:rPr>
-        <w:t>Sultanov</w:t>
-      </w:r>
-      <w:proofErr w:type="spellEnd"/>
+        <w:t>Tony Trinh Timur Sultanov</w:t>
+      </w:r>
     </w:p>
     <w:p/>
     <w:p>
@@ -90,25 +82,7 @@
           <w:lang w:val="en-US"/>
         </w:rPr>
         <w:br/>
-        <w:t xml:space="preserve">For assignment 2c) we used it to generate us </w:t>
-      </w:r>
-      <w:proofErr w:type="spellStart"/>
-      <w:r>
-        <w:rPr>
-          <w:sz w:val="28"/>
-          <w:szCs w:val="28"/>
-          <w:lang w:val="en-US"/>
-        </w:rPr>
-        <w:t>SPARQL</w:t>
-      </w:r>
-      <w:proofErr w:type="spellEnd"/>
-      <w:r>
-        <w:rPr>
-          <w:sz w:val="28"/>
-          <w:szCs w:val="28"/>
-          <w:lang w:val="en-US"/>
-        </w:rPr>
-        <w:t xml:space="preserve"> </w:t>
+        <w:t xml:space="preserve">For assignment 2c) we used it to generate us SPARQL </w:t>
       </w:r>
       <w:proofErr w:type="spellStart"/>
       <w:r>
@@ -185,12 +159,8 @@
     </w:p>
     <w:p>
       <w:pPr>
+        <w:keepNext/>
         <w:jc w:val="both"/>
-        <w:rPr>
-          <w:sz w:val="28"/>
-          <w:szCs w:val="28"/>
-          <w:lang w:val="en-US"/>
-        </w:rPr>
       </w:pPr>
       <w:r>
         <w:rPr>
@@ -199,6 +169,287 @@
           <w:lang w:val="en-US"/>
         </w:rPr>
         <w:t>a.</w:t>
+      </w:r>
+      <w:r>
+        <w:rPr>
+          <w:sz w:val="28"/>
+          <w:szCs w:val="28"/>
+          <w:lang w:val="en-US"/>
+        </w:rPr>
+        <w:t xml:space="preserve"> </w:t>
+      </w:r>
+      <w:r>
+        <w:rPr>
+          <w:noProof/>
+        </w:rPr>
+        <w:drawing>
+          <wp:inline distT="0" distB="0" distL="0" distR="0" wp14:anchorId="3E626F39" wp14:editId="479D1EA4">
+            <wp:extent cx="5760720" cy="2792095"/>
+            <wp:effectExtent l="0" t="0" r="0" b="8255"/>
+            <wp:docPr id="289734372" name="Picture 1"/>
+            <wp:cNvGraphicFramePr>
+              <a:graphicFrameLocks xmlns:a="http://schemas.openxmlformats.org/drawingml/2006/main" noChangeAspect="1"/>
+            </wp:cNvGraphicFramePr>
+            <a:graphic xmlns:a="http://schemas.openxmlformats.org/drawingml/2006/main">
+              <a:graphicData uri="http://schemas.openxmlformats.org/drawingml/2006/picture">
+                <pic:pic xmlns:pic="http://schemas.openxmlformats.org/drawingml/2006/picture">
+                  <pic:nvPicPr>
+                    <pic:cNvPr id="0" name="Picture 1"/>
+                    <pic:cNvPicPr>
+                      <a:picLocks noChangeAspect="1" noChangeArrowheads="1"/>
+                    </pic:cNvPicPr>
+                  </pic:nvPicPr>
+                  <pic:blipFill>
+                    <a:blip r:embed="rId4" cstate="print">
+                      <a:extLst>
+                        <a:ext uri="{28A0092B-C50C-407E-A947-70E740481C1C}">
+                          <a14:useLocalDpi xmlns:a14="http://schemas.microsoft.com/office/drawing/2010/main" val="0"/>
+                        </a:ext>
+                      </a:extLst>
+                    </a:blip>
+                    <a:srcRect/>
+                    <a:stretch>
+                      <a:fillRect/>
+                    </a:stretch>
+                  </pic:blipFill>
+                  <pic:spPr bwMode="auto">
+                    <a:xfrm>
+                      <a:off x="0" y="0"/>
+                      <a:ext cx="5760720" cy="2792095"/>
+                    </a:xfrm>
+                    <a:prstGeom prst="rect">
+                      <a:avLst/>
+                    </a:prstGeom>
+                    <a:noFill/>
+                    <a:ln>
+                      <a:noFill/>
+                    </a:ln>
+                  </pic:spPr>
+                </pic:pic>
+              </a:graphicData>
+            </a:graphic>
+          </wp:inline>
+        </w:drawing>
+      </w:r>
+    </w:p>
+    <w:p>
+      <w:pPr>
+        <w:pStyle w:val="Caption"/>
+        <w:jc w:val="both"/>
+        <w:rPr>
+          <w:sz w:val="28"/>
+          <w:szCs w:val="28"/>
+          <w:lang w:val="en-US"/>
+        </w:rPr>
+      </w:pPr>
+      <w:r>
+        <w:t xml:space="preserve">Figure </w:t>
+      </w:r>
+      <w:fldSimple w:instr=" SEQ Figure \* ARABIC ">
+        <w:r>
+          <w:rPr>
+            <w:noProof/>
+          </w:rPr>
+          <w:t>1</w:t>
+        </w:r>
+      </w:fldSimple>
+      <w:r>
+        <w:t xml:space="preserve"> </w:t>
+      </w:r>
+      <w:r>
+        <w:t>Does a specific trip involve a flight between Berlin and Rome?</w:t>
+      </w:r>
+    </w:p>
+    <w:p>
+      <w:pPr>
+        <w:keepNext/>
+        <w:jc w:val="both"/>
+      </w:pPr>
+      <w:r>
+        <w:rPr>
+          <w:sz w:val="28"/>
+          <w:szCs w:val="28"/>
+          <w:lang w:val="en-US"/>
+        </w:rPr>
+        <w:lastRenderedPageBreak/>
+        <w:t>b.</w:t>
+      </w:r>
+      <w:r>
+        <w:t xml:space="preserve"> </w:t>
+      </w:r>
+      <w:r>
+        <w:rPr>
+          <w:noProof/>
+        </w:rPr>
+        <w:drawing>
+          <wp:inline distT="0" distB="0" distL="0" distR="0" wp14:anchorId="427568BB" wp14:editId="14136883">
+            <wp:extent cx="5760720" cy="2783840"/>
+            <wp:effectExtent l="0" t="0" r="0" b="0"/>
+            <wp:docPr id="971278554" name="Picture 2"/>
+            <wp:cNvGraphicFramePr>
+              <a:graphicFrameLocks xmlns:a="http://schemas.openxmlformats.org/drawingml/2006/main" noChangeAspect="1"/>
+            </wp:cNvGraphicFramePr>
+            <a:graphic xmlns:a="http://schemas.openxmlformats.org/drawingml/2006/main">
+              <a:graphicData uri="http://schemas.openxmlformats.org/drawingml/2006/picture">
+                <pic:pic xmlns:pic="http://schemas.openxmlformats.org/drawingml/2006/picture">
+                  <pic:nvPicPr>
+                    <pic:cNvPr id="0" name="Picture 3"/>
+                    <pic:cNvPicPr>
+                      <a:picLocks noChangeAspect="1" noChangeArrowheads="1"/>
+                    </pic:cNvPicPr>
+                  </pic:nvPicPr>
+                  <pic:blipFill>
+                    <a:blip r:embed="rId5" cstate="print">
+                      <a:extLst>
+                        <a:ext uri="{28A0092B-C50C-407E-A947-70E740481C1C}">
+                          <a14:useLocalDpi xmlns:a14="http://schemas.microsoft.com/office/drawing/2010/main" val="0"/>
+                        </a:ext>
+                      </a:extLst>
+                    </a:blip>
+                    <a:srcRect/>
+                    <a:stretch>
+                      <a:fillRect/>
+                    </a:stretch>
+                  </pic:blipFill>
+                  <pic:spPr bwMode="auto">
+                    <a:xfrm>
+                      <a:off x="0" y="0"/>
+                      <a:ext cx="5760720" cy="2783840"/>
+                    </a:xfrm>
+                    <a:prstGeom prst="rect">
+                      <a:avLst/>
+                    </a:prstGeom>
+                    <a:noFill/>
+                    <a:ln>
+                      <a:noFill/>
+                    </a:ln>
+                  </pic:spPr>
+                </pic:pic>
+              </a:graphicData>
+            </a:graphic>
+          </wp:inline>
+        </w:drawing>
+      </w:r>
+    </w:p>
+    <w:p>
+      <w:pPr>
+        <w:pStyle w:val="Caption"/>
+        <w:jc w:val="both"/>
+        <w:rPr>
+          <w:sz w:val="28"/>
+          <w:szCs w:val="28"/>
+          <w:lang w:val="en-US"/>
+        </w:rPr>
+      </w:pPr>
+      <w:r>
+        <w:t xml:space="preserve">Figure </w:t>
+      </w:r>
+      <w:fldSimple w:instr=" SEQ Figure \* ARABIC ">
+        <w:r>
+          <w:rPr>
+            <w:noProof/>
+          </w:rPr>
+          <w:t>2</w:t>
+        </w:r>
+      </w:fldSimple>
+      <w:r>
+        <w:t xml:space="preserve"> </w:t>
+      </w:r>
+      <w:r>
+        <w:t>How much has passed after each flight in a trip?</w:t>
+      </w:r>
+    </w:p>
+    <w:p>
+      <w:pPr>
+        <w:keepNext/>
+        <w:jc w:val="both"/>
+      </w:pPr>
+      <w:r>
+        <w:rPr>
+          <w:sz w:val="28"/>
+          <w:szCs w:val="28"/>
+          <w:lang w:val="en-US"/>
+        </w:rPr>
+        <w:t>c.</w:t>
+      </w:r>
+      <w:r>
+        <w:t xml:space="preserve"> </w:t>
+      </w:r>
+      <w:r>
+        <w:rPr>
+          <w:noProof/>
+        </w:rPr>
+        <w:drawing>
+          <wp:inline distT="0" distB="0" distL="0" distR="0" wp14:anchorId="086DF1AE" wp14:editId="2D078203">
+            <wp:extent cx="5760720" cy="2698750"/>
+            <wp:effectExtent l="0" t="0" r="0" b="6350"/>
+            <wp:docPr id="1671839408" name="Picture 3"/>
+            <wp:cNvGraphicFramePr>
+              <a:graphicFrameLocks xmlns:a="http://schemas.openxmlformats.org/drawingml/2006/main" noChangeAspect="1"/>
+            </wp:cNvGraphicFramePr>
+            <a:graphic xmlns:a="http://schemas.openxmlformats.org/drawingml/2006/main">
+              <a:graphicData uri="http://schemas.openxmlformats.org/drawingml/2006/picture">
+                <pic:pic xmlns:pic="http://schemas.openxmlformats.org/drawingml/2006/picture">
+                  <pic:nvPicPr>
+                    <pic:cNvPr id="0" name="Picture 5"/>
+                    <pic:cNvPicPr>
+                      <a:picLocks noChangeAspect="1" noChangeArrowheads="1"/>
+                    </pic:cNvPicPr>
+                  </pic:nvPicPr>
+                  <pic:blipFill>
+                    <a:blip r:embed="rId6" cstate="print">
+                      <a:extLst>
+                        <a:ext uri="{28A0092B-C50C-407E-A947-70E740481C1C}">
+                          <a14:useLocalDpi xmlns:a14="http://schemas.microsoft.com/office/drawing/2010/main" val="0"/>
+                        </a:ext>
+                      </a:extLst>
+                    </a:blip>
+                    <a:srcRect/>
+                    <a:stretch>
+                      <a:fillRect/>
+                    </a:stretch>
+                  </pic:blipFill>
+                  <pic:spPr bwMode="auto">
+                    <a:xfrm>
+                      <a:off x="0" y="0"/>
+                      <a:ext cx="5760720" cy="2698750"/>
+                    </a:xfrm>
+                    <a:prstGeom prst="rect">
+                      <a:avLst/>
+                    </a:prstGeom>
+                    <a:noFill/>
+                    <a:ln>
+                      <a:noFill/>
+                    </a:ln>
+                  </pic:spPr>
+                </pic:pic>
+              </a:graphicData>
+            </a:graphic>
+          </wp:inline>
+        </w:drawing>
+      </w:r>
+    </w:p>
+    <w:p>
+      <w:pPr>
+        <w:pStyle w:val="Caption"/>
+        <w:jc w:val="both"/>
+      </w:pPr>
+      <w:r>
+        <w:t xml:space="preserve">Figure </w:t>
+      </w:r>
+      <w:fldSimple w:instr=" SEQ Figure \* ARABIC ">
+        <w:r>
+          <w:rPr>
+            <w:noProof/>
+          </w:rPr>
+          <w:t>3</w:t>
+        </w:r>
+      </w:fldSimple>
+      <w:r>
+        <w:t xml:space="preserve"> </w:t>
+      </w:r>
+      <w:r>
+        <w:t>Who booked the trip?</w:t>
       </w:r>
     </w:p>
     <w:p>
@@ -211,43 +462,171 @@
         </w:rPr>
       </w:pPr>
       <w:r>
-        <w:rPr>
-          <w:sz w:val="28"/>
-          <w:szCs w:val="28"/>
-          <w:lang w:val="en-US"/>
-        </w:rPr>
-        <w:t>b.</w:t>
-      </w:r>
-    </w:p>
-    <w:p>
-      <w:pPr>
-        <w:jc w:val="both"/>
-        <w:rPr>
-          <w:sz w:val="28"/>
-          <w:szCs w:val="28"/>
-          <w:lang w:val="en-US"/>
-        </w:rPr>
-      </w:pPr>
-      <w:r>
-        <w:rPr>
-          <w:sz w:val="28"/>
-          <w:szCs w:val="28"/>
-          <w:lang w:val="en-US"/>
-        </w:rPr>
-        <w:t>c.</w:t>
-      </w:r>
-    </w:p>
-    <w:p>
-      <w:pPr>
-        <w:jc w:val="both"/>
-        <w:rPr>
-          <w:sz w:val="28"/>
-          <w:szCs w:val="28"/>
-          <w:lang w:val="en-US"/>
-        </w:rPr>
-      </w:pPr>
-      <w:bookmarkStart w:id="0" w:name="_GoBack"/>
-      <w:bookmarkEnd w:id="0"/>
+        <w:lastRenderedPageBreak/>
+        <w:t>We also used Protégé to visualize the RDF as a graph, shown below, for the exercise presentation.</w:t>
+      </w:r>
+      <w:r>
+        <w:t xml:space="preserve"> </w:t>
+      </w:r>
+      <w:r>
+        <w:rPr>
+          <w:noProof/>
+        </w:rPr>
+        <w:drawing>
+          <wp:inline distT="0" distB="0" distL="0" distR="0" wp14:anchorId="66C7FB0F" wp14:editId="5170638B">
+            <wp:extent cx="2504440" cy="2568575"/>
+            <wp:effectExtent l="0" t="0" r="0" b="3175"/>
+            <wp:docPr id="25962853" name="Picture 4"/>
+            <wp:cNvGraphicFramePr>
+              <a:graphicFrameLocks xmlns:a="http://schemas.openxmlformats.org/drawingml/2006/main" noChangeAspect="1"/>
+            </wp:cNvGraphicFramePr>
+            <a:graphic xmlns:a="http://schemas.openxmlformats.org/drawingml/2006/main">
+              <a:graphicData uri="http://schemas.openxmlformats.org/drawingml/2006/picture">
+                <pic:pic xmlns:pic="http://schemas.openxmlformats.org/drawingml/2006/picture">
+                  <pic:nvPicPr>
+                    <pic:cNvPr id="0" name="Picture 7"/>
+                    <pic:cNvPicPr>
+                      <a:picLocks noChangeAspect="1" noChangeArrowheads="1"/>
+                    </pic:cNvPicPr>
+                  </pic:nvPicPr>
+                  <pic:blipFill>
+                    <a:blip r:embed="rId7">
+                      <a:extLst>
+                        <a:ext uri="{28A0092B-C50C-407E-A947-70E740481C1C}">
+                          <a14:useLocalDpi xmlns:a14="http://schemas.microsoft.com/office/drawing/2010/main" val="0"/>
+                        </a:ext>
+                      </a:extLst>
+                    </a:blip>
+                    <a:srcRect/>
+                    <a:stretch>
+                      <a:fillRect/>
+                    </a:stretch>
+                  </pic:blipFill>
+                  <pic:spPr bwMode="auto">
+                    <a:xfrm>
+                      <a:off x="0" y="0"/>
+                      <a:ext cx="2504440" cy="2568575"/>
+                    </a:xfrm>
+                    <a:prstGeom prst="rect">
+                      <a:avLst/>
+                    </a:prstGeom>
+                    <a:noFill/>
+                    <a:ln>
+                      <a:noFill/>
+                    </a:ln>
+                  </pic:spPr>
+                </pic:pic>
+              </a:graphicData>
+            </a:graphic>
+          </wp:inline>
+        </w:drawing>
+      </w:r>
+      <w:r>
+        <w:rPr>
+          <w:noProof/>
+        </w:rPr>
+        <w:drawing>
+          <wp:inline distT="0" distB="0" distL="0" distR="0" wp14:anchorId="7B148E68" wp14:editId="78D95067">
+            <wp:extent cx="4484370" cy="2917825"/>
+            <wp:effectExtent l="0" t="0" r="0" b="0"/>
+            <wp:docPr id="1738459282" name="Picture 5"/>
+            <wp:cNvGraphicFramePr>
+              <a:graphicFrameLocks xmlns:a="http://schemas.openxmlformats.org/drawingml/2006/main" noChangeAspect="1"/>
+            </wp:cNvGraphicFramePr>
+            <a:graphic xmlns:a="http://schemas.openxmlformats.org/drawingml/2006/main">
+              <a:graphicData uri="http://schemas.openxmlformats.org/drawingml/2006/picture">
+                <pic:pic xmlns:pic="http://schemas.openxmlformats.org/drawingml/2006/picture">
+                  <pic:nvPicPr>
+                    <pic:cNvPr id="0" name="Picture 9"/>
+                    <pic:cNvPicPr>
+                      <a:picLocks noChangeAspect="1" noChangeArrowheads="1"/>
+                    </pic:cNvPicPr>
+                  </pic:nvPicPr>
+                  <pic:blipFill>
+                    <a:blip r:embed="rId8">
+                      <a:extLst>
+                        <a:ext uri="{28A0092B-C50C-407E-A947-70E740481C1C}">
+                          <a14:useLocalDpi xmlns:a14="http://schemas.microsoft.com/office/drawing/2010/main" val="0"/>
+                        </a:ext>
+                      </a:extLst>
+                    </a:blip>
+                    <a:srcRect/>
+                    <a:stretch>
+                      <a:fillRect/>
+                    </a:stretch>
+                  </pic:blipFill>
+                  <pic:spPr bwMode="auto">
+                    <a:xfrm>
+                      <a:off x="0" y="0"/>
+                      <a:ext cx="4484370" cy="2917825"/>
+                    </a:xfrm>
+                    <a:prstGeom prst="rect">
+                      <a:avLst/>
+                    </a:prstGeom>
+                    <a:noFill/>
+                    <a:ln>
+                      <a:noFill/>
+                    </a:ln>
+                  </pic:spPr>
+                </pic:pic>
+              </a:graphicData>
+            </a:graphic>
+          </wp:inline>
+        </w:drawing>
+      </w:r>
+      <w:r>
+        <w:rPr>
+          <w:noProof/>
+        </w:rPr>
+        <w:drawing>
+          <wp:inline distT="0" distB="0" distL="0" distR="0" wp14:anchorId="16100F11" wp14:editId="354F3D1E">
+            <wp:extent cx="5760720" cy="2753360"/>
+            <wp:effectExtent l="0" t="0" r="0" b="8890"/>
+            <wp:docPr id="445962800" name="Picture 6"/>
+            <wp:cNvGraphicFramePr>
+              <a:graphicFrameLocks xmlns:a="http://schemas.openxmlformats.org/drawingml/2006/main" noChangeAspect="1"/>
+            </wp:cNvGraphicFramePr>
+            <a:graphic xmlns:a="http://schemas.openxmlformats.org/drawingml/2006/main">
+              <a:graphicData uri="http://schemas.openxmlformats.org/drawingml/2006/picture">
+                <pic:pic xmlns:pic="http://schemas.openxmlformats.org/drawingml/2006/picture">
+                  <pic:nvPicPr>
+                    <pic:cNvPr id="0" name="Picture 11"/>
+                    <pic:cNvPicPr>
+                      <a:picLocks noChangeAspect="1" noChangeArrowheads="1"/>
+                    </pic:cNvPicPr>
+                  </pic:nvPicPr>
+                  <pic:blipFill>
+                    <a:blip r:embed="rId9">
+                      <a:extLst>
+                        <a:ext uri="{28A0092B-C50C-407E-A947-70E740481C1C}">
+                          <a14:useLocalDpi xmlns:a14="http://schemas.microsoft.com/office/drawing/2010/main" val="0"/>
+                        </a:ext>
+                      </a:extLst>
+                    </a:blip>
+                    <a:srcRect/>
+                    <a:stretch>
+                      <a:fillRect/>
+                    </a:stretch>
+                  </pic:blipFill>
+                  <pic:spPr bwMode="auto">
+                    <a:xfrm>
+                      <a:off x="0" y="0"/>
+                      <a:ext cx="5760720" cy="2753360"/>
+                    </a:xfrm>
+                    <a:prstGeom prst="rect">
+                      <a:avLst/>
+                    </a:prstGeom>
+                    <a:noFill/>
+                    <a:ln>
+                      <a:noFill/>
+                    </a:ln>
+                  </pic:spPr>
+                </pic:pic>
+              </a:graphicData>
+            </a:graphic>
+          </wp:inline>
+        </w:drawing>
+      </w:r>
     </w:p>
     <w:sectPr>
       <w:pgSz w:w="11906" w:h="16838"/>
@@ -260,7 +639,7 @@
 </file>
 
 <file path=word/styles.xml><?xml version="1.0" encoding="utf-8"?>
-<w:styles xmlns:mc="http://schemas.openxmlformats.org/markup-compatibility/2006" xmlns:r="http://schemas.openxmlformats.org/officeDocument/2006/relationships" xmlns:w="http://schemas.openxmlformats.org/wordprocessingml/2006/main" xmlns:w14="http://schemas.microsoft.com/office/word/2010/wordml" xmlns:w15="http://schemas.microsoft.com/office/word/2012/wordml" xmlns:w16cid="http://schemas.microsoft.com/office/word/2016/wordml/cid" xmlns:w16se="http://schemas.microsoft.com/office/word/2015/wordml/symex" mc:Ignorable="w14 w15 w16se w16cid">
+<w:styles xmlns:mc="http://schemas.openxmlformats.org/markup-compatibility/2006" xmlns:r="http://schemas.openxmlformats.org/officeDocument/2006/relationships" xmlns:w="http://schemas.openxmlformats.org/wordprocessingml/2006/main" xmlns:w14="http://schemas.microsoft.com/office/word/2010/wordml" xmlns:w15="http://schemas.microsoft.com/office/word/2012/wordml" xmlns:w16cex="http://schemas.microsoft.com/office/word/2018/wordml/cex" xmlns:w16cid="http://schemas.microsoft.com/office/word/2016/wordml/cid" xmlns:w16="http://schemas.microsoft.com/office/word/2018/wordml" xmlns:w16du="http://schemas.microsoft.com/office/word/2023/wordml/word16du" xmlns:w16sdtdh="http://schemas.microsoft.com/office/word/2020/wordml/sdtdatahash" xmlns:w16sdtfl="http://schemas.microsoft.com/office/word/2024/wordml/sdtformatlock" xmlns:w16se="http://schemas.microsoft.com/office/word/2015/wordml/symex" mc:Ignorable="w14 w15 w16se w16cid w16 w16cex w16sdtdh w16sdtfl w16du">
   <w:docDefaults>
     <w:rPrDefault>
       <w:rPr>
@@ -276,7 +655,7 @@
       </w:pPr>
     </w:pPrDefault>
   </w:docDefaults>
-  <w:latentStyles w:defLockedState="0" w:defUIPriority="99" w:defSemiHidden="0" w:defUnhideWhenUsed="0" w:defQFormat="0" w:count="375">
+  <w:latentStyles w:defLockedState="0" w:defUIPriority="99" w:defSemiHidden="0" w:defUnhideWhenUsed="0" w:defQFormat="0" w:count="376">
     <w:lsdException w:name="Normal" w:uiPriority="0" w:qFormat="1"/>
     <w:lsdException w:name="heading 1" w:uiPriority="9" w:qFormat="1"/>
     <w:lsdException w:name="heading 2" w:semiHidden="1" w:uiPriority="9" w:unhideWhenUsed="1" w:qFormat="1"/>
@@ -652,18 +1031,18 @@
     <w:lsdException w:name="Smart Hyperlink" w:semiHidden="1" w:unhideWhenUsed="1"/>
     <w:lsdException w:name="Hashtag" w:semiHidden="1" w:unhideWhenUsed="1"/>
     <w:lsdException w:name="Unresolved Mention" w:semiHidden="1" w:unhideWhenUsed="1"/>
+    <w:lsdException w:name="Smart Link" w:semiHidden="1" w:unhideWhenUsed="1"/>
   </w:latentStyles>
-  <w:style w:type="paragraph" w:default="1" w:styleId="Standard">
+  <w:style w:type="paragraph" w:default="1" w:styleId="Normal">
     <w:name w:val="Normal"/>
     <w:qFormat/>
   </w:style>
-  <w:style w:type="character" w:default="1" w:styleId="Absatz-Standardschriftart">
+  <w:style w:type="character" w:default="1" w:styleId="DefaultParagraphFont">
     <w:name w:val="Default Paragraph Font"/>
     <w:uiPriority w:val="1"/>
-    <w:semiHidden/>
     <w:unhideWhenUsed/>
   </w:style>
-  <w:style w:type="table" w:default="1" w:styleId="NormaleTabelle">
+  <w:style w:type="table" w:default="1" w:styleId="TableNormal">
     <w:name w:val="Normal Table"/>
     <w:uiPriority w:val="99"/>
     <w:semiHidden/>
@@ -678,11 +1057,30 @@
       </w:tblCellMar>
     </w:tblPr>
   </w:style>
-  <w:style w:type="numbering" w:default="1" w:styleId="KeineListe">
+  <w:style w:type="numbering" w:default="1" w:styleId="NoList">
     <w:name w:val="No List"/>
     <w:uiPriority w:val="99"/>
     <w:semiHidden/>
     <w:unhideWhenUsed/>
+  </w:style>
+  <w:style w:type="paragraph" w:styleId="Caption">
+    <w:name w:val="caption"/>
+    <w:basedOn w:val="Normal"/>
+    <w:next w:val="Normal"/>
+    <w:uiPriority w:val="35"/>
+    <w:unhideWhenUsed/>
+    <w:qFormat/>
+    <w:rsid w:val="00DE0264"/>
+    <w:pPr>
+      <w:spacing w:after="200" w:line="240" w:lineRule="auto"/>
+    </w:pPr>
+    <w:rPr>
+      <w:i/>
+      <w:iCs/>
+      <w:color w:val="44546A" w:themeColor="text2"/>
+      <w:sz w:val="18"/>
+      <w:szCs w:val="18"/>
+    </w:rPr>
   </w:style>
 </w:styles>
 </file>
